--- a/05_manuscript/English_Manuscript.docx
+++ b/05_manuscript/English_Manuscript.docx
@@ -848,7 +848,7 @@
           <w:color w:val="000000"/>
           <w:sz w:val="22"/>
         </w:rPr>
-        <w:t>Reviewer-driven robustness analyses retained the locked parameters. First, errors were stratified by observed HRR: &lt;0.60, 0.60-&lt;0.80, 0.80-&lt;0.90, and &gt;=0.90. Complete units contributed equally within each band, and the number of units and observations was reported. Second, each unit's maximum target observation was removed to assess endpoint coupling; a separate analysis excluded HRR &gt;=0.95. Third, target and prediction values were assigned to 10% bands. Exact agreement, agreement within one band, and absolute band error were averaged within complete units. These bands are measurement categories, not validated prescription zones.</w:t>
+        <w:t>Robustness analyses retained the locked parameters. First, errors were stratified by observed HRR: &lt;0.60, 0.60-&lt;0.80, 0.80-&lt;0.90, and &gt;=0.90. Complete units contributed equally within each band, and the number of units and observations was reported. Second, each unit's maximum target observation was removed to assess endpoint coupling; a separate analysis excluded HRR &gt;=0.95. Third, target and prediction values were assigned to 10% bands. Exact agreement, agreement within one band, and absolute band error were averaged within complete units. These bands are measurement categories, not validated prescription zones.</w:t>
       </w:r>
     </w:p>
     <w:p>
@@ -1681,7 +1681,7 @@
           <w:color w:val="000000"/>
           <w:sz w:val="22"/>
         </w:rPr>
-        <w:t>No new participants were recruited and no new human data were collected. Only public, deidentified datasets were analyzed. The original data records report their respective ethics approvals and consent procedures [11,12]. The author did not obtain a separate institutional ethics determination for this secondary analysis. A target journal or institution may request written confirmation that analysis of these public data is exempt or outside the scope of human-participant review.</w:t>
+        <w:t>No new participants were recruited and no new human data were collected. Only public, deidentified datasets were analyzed. The original data records report their respective ethics approvals and consent procedures [11,12]. No separate institutional ethics review or written exemption determination was obtained for this secondary analysis.</w:t>
       </w:r>
     </w:p>
     <w:p>
@@ -1819,7 +1819,7 @@
           <w:color w:val="000000"/>
           <w:sz w:val="22"/>
         </w:rPr>
-        <w:t>Analysis code, deterministic split labels, locked parameters, processed result tables, figure-generation code, and document builders are available at https://github.com/xcai66/tHRR-I-PMData. ORCID: https://orcid.org/0009-0002-3662-4539. A version-specific archival DOI should be inserted after the revised repository release has been deposited by Zenodo; no DOI is claimed for files that have not yet been archived.</w:t>
+        <w:t>Analysis code, deterministic split labels, locked parameters, processed result tables, figure-generation code, and document builders are available at https://github.com/xcai66/Calibration-of-Heart-Rate-Reserve-for-Graded-Cycle-Ergometry. The versioned software archive is maintained under the Zenodo concept DOI https://doi.org/10.5281/zenodo.21689574. ORCID: https://orcid.org/0009-0002-3662-4539.</w:t>
       </w:r>
     </w:p>
     <w:p>
@@ -1842,7 +1842,7 @@
           <w:color w:val="000000"/>
           <w:sz w:val="22"/>
         </w:rPr>
-        <w:t>A generative AI system was used for language editing, document organization, and code assistance. The author remains responsible for study decisions, source and reference verification, statistical interpretation, and the final manuscript. This statement should be adapted to the selected journal's policy.</w:t>
+        <w:t>A generative AI system was used for language editing, document organization, and code assistance. The author remains responsible for study decisions, source and reference verification, statistical interpretation, and the final manuscript.</w:t>
       </w:r>
     </w:p>
     <w:p>

--- a/05_manuscript/English_Manuscript.docx
+++ b/05_manuscript/English_Manuscript.docx
@@ -1819,7 +1819,7 @@
           <w:color w:val="000000"/>
           <w:sz w:val="22"/>
         </w:rPr>
-        <w:t>Analysis code, deterministic split labels, locked parameters, processed result tables, figure-generation code, and document builders are available at https://github.com/xcai66/Calibration-of-Heart-Rate-Reserve-for-Graded-Cycle-Ergometry. The versioned software archive is maintained under the Zenodo concept DOI https://doi.org/10.5281/zenodo.21689574. ORCID: https://orcid.org/0009-0002-3662-4539.</w:t>
+        <w:t>Analysis code, deterministic split labels, locked parameters, processed result tables, figure-generation code, and document builders are available at https://github.com/xcai66/Calibration-of-Heart-Rate-Reserve-for-Graded-Cycle-Ergometry. The archived v2.0.0 release is available at https://doi.org/10.5281/zenodo.21860652; future versions are maintained under the Zenodo concept DOI https://doi.org/10.5281/zenodo.21689574. ORCID: https://orcid.org/0009-0002-3662-4539.</w:t>
       </w:r>
     </w:p>
     <w:p>

--- a/05_manuscript/English_Manuscript.docx
+++ b/05_manuscript/English_Manuscript.docx
@@ -67,7 +67,7 @@
           <w:color w:val="000000"/>
           <w:sz w:val="21"/>
         </w:rPr>
-        <w:t xml:space="preserve"> BoTao Cai</w:t>
+        <w:t xml:space="preserve"> Botao Cai</w:t>
       </w:r>
     </w:p>
     <w:p>
@@ -119,7 +119,7 @@
           <w:color w:val="000000"/>
           <w:sz w:val="21"/>
         </w:rPr>
-        <w:t xml:space="preserve"> BoTao Cai, xcai2004xcai@gmail.com</w:t>
+        <w:t xml:space="preserve"> Botao Cai, xcai2004xcai@gmail.com</w:t>
       </w:r>
     </w:p>
     <w:p>
@@ -1773,7 +1773,7 @@
           <w:color w:val="000000"/>
           <w:sz w:val="22"/>
         </w:rPr>
-        <w:t>BoTao Cai: conceptualization, methodology, software, formal analysis, investigation, data curation, visualization, writing of the original draft, review and editing, and project administration.</w:t>
+        <w:t>Botao Cai: conceptualization, methodology, software, formal analysis, investigation, data curation, visualization, writing of the original draft, review and editing, and project administration.</w:t>
       </w:r>
     </w:p>
     <w:p>
